--- a/worksheets/PF_L01_VariableStore_Worksheet.docx
+++ b/worksheets/PF_L01_VariableStore_Worksheet.docx
@@ -5291,7 +5291,17 @@
                 <w:sz w:val="21"/>
                 <w:szCs w:val="21"/>
               </w:rPr>
-              <w:t xml:space="preserve">a)  State the difference between a variable and a constant.  </w:t>
+              <w:t xml:space="preserve">a)  </w:t>
+            </w:r>
+            <w:r>
+              <w:rPr>
+                <w:rFonts w:ascii="Arial" w:cs="Arial" w:eastAsia="Arial" w:hAnsi="Arial"/>
+                <w:b/>
+                <w:bCs/>
+                <w:sz w:val="21"/>
+                <w:szCs w:val="21"/>
+              </w:rPr>
+              <w:t xml:space="preserve">State the difference between a variable and a constant.  </w:t>
             </w:r>
             <w:r>
               <w:rPr>
@@ -5406,7 +5416,17 @@
                 <w:sz w:val="21"/>
                 <w:szCs w:val="21"/>
               </w:rPr>
-              <w:t xml:space="preserve">b)  Describe the difference between count-controlled and condition-controlled iteration. Give an example of when each would be used.  </w:t>
+              <w:t xml:space="preserve">b)  </w:t>
+            </w:r>
+            <w:r>
+              <w:rPr>
+                <w:rFonts w:ascii="Arial" w:cs="Arial" w:eastAsia="Arial" w:hAnsi="Arial"/>
+                <w:b/>
+                <w:bCs/>
+                <w:sz w:val="21"/>
+                <w:szCs w:val="21"/>
+              </w:rPr>
+              <w:t xml:space="preserve">Describe the difference between count-controlled and condition-controlled iteration. Give an example of when each would be used.  </w:t>
             </w:r>
             <w:r>
               <w:rPr>
@@ -5595,7 +5615,17 @@
                 <w:sz w:val="21"/>
                 <w:szCs w:val="21"/>
               </w:rPr>
-              <w:t xml:space="preserve">c)  A program asks for a password and keeps asking until the correct one is entered. Write an algorithm to do this, using the OCR Exam Reference Language or a language you know.  </w:t>
+              <w:t xml:space="preserve">c)  </w:t>
+            </w:r>
+            <w:r>
+              <w:rPr>
+                <w:rFonts w:ascii="Arial" w:cs="Arial" w:eastAsia="Arial" w:hAnsi="Arial"/>
+                <w:b/>
+                <w:bCs/>
+                <w:sz w:val="21"/>
+                <w:szCs w:val="21"/>
+              </w:rPr>
+              <w:t xml:space="preserve">A program asks for a password and keeps asking until the correct one is entered. Write an algorithm to do this, using the OCR Exam Reference Language or a language you know.  </w:t>
             </w:r>
             <w:r>
               <w:rPr>
